--- a/02 Exercises/04 Exercício Modelagem IFRN/DER - Resposta Exercício Modelagem IFRN.docx
+++ b/02 Exercises/04 Exercício Modelagem IFRN/DER - Resposta Exercício Modelagem IFRN.docx
@@ -46,15 +46,6 @@
           <w:szCs w:val="28"/>
         </w:rPr>
         <w:tab/>
-      </w:r>
-      <w:r>
-        <w:rPr>
-          <w:rFonts w:ascii="Arial Black" w:hAnsi="Arial Black" w:cs="Times New Roman"/>
-          <w:b/>
-          <w:bCs/>
-          <w:sz w:val="28"/>
-          <w:szCs w:val="28"/>
-        </w:rPr>
         <w:t>DER - Resposta Exercício Modelagem IFRN</w:t>
       </w:r>
     </w:p>
@@ -119,6 +110,7 @@
           <w:szCs w:val="24"/>
         </w:rPr>
       </w:pPr>
+      <w:proofErr w:type="gramStart"/>
       <w:r>
         <w:rPr>
           <w:rFonts w:ascii="Times New Roman" w:hAnsi="Times New Roman" w:cs="Times New Roman"/>
@@ -137,6 +129,7 @@
         <w:t>CodUsuario</w:t>
       </w:r>
       <w:proofErr w:type="spellEnd"/>
+      <w:proofErr w:type="gramEnd"/>
       <w:r>
         <w:rPr>
           <w:rFonts w:ascii="Times New Roman" w:hAnsi="Times New Roman" w:cs="Times New Roman"/>
@@ -285,8 +278,18 @@
           <w:sz w:val="24"/>
           <w:szCs w:val="24"/>
         </w:rPr>
-        <w:t>, Quantidade} )</w:t>
-      </w:r>
+        <w:t>, Quantidade</w:t>
+      </w:r>
+      <w:proofErr w:type="gramStart"/>
+      <w:r>
+        <w:rPr>
+          <w:rFonts w:ascii="Times New Roman" w:hAnsi="Times New Roman" w:cs="Times New Roman"/>
+          <w:sz w:val="24"/>
+          <w:szCs w:val="24"/>
+        </w:rPr>
+        <w:t>} )</w:t>
+      </w:r>
+      <w:proofErr w:type="gramEnd"/>
     </w:p>
     <w:p>
       <w:pPr>
@@ -302,7 +305,25 @@
           <w:sz w:val="24"/>
           <w:szCs w:val="24"/>
         </w:rPr>
-        <w:t>O trecho entre { } representa o grupo repetitivo (</w:t>
+        <w:t xml:space="preserve">O trecho entre </w:t>
+      </w:r>
+      <w:proofErr w:type="gramStart"/>
+      <w:r>
+        <w:rPr>
+          <w:rFonts w:ascii="Times New Roman" w:hAnsi="Times New Roman" w:cs="Times New Roman"/>
+          <w:sz w:val="24"/>
+          <w:szCs w:val="24"/>
+        </w:rPr>
+        <w:t>{ }</w:t>
+      </w:r>
+      <w:proofErr w:type="gramEnd"/>
+      <w:r>
+        <w:rPr>
+          <w:rFonts w:ascii="Times New Roman" w:hAnsi="Times New Roman" w:cs="Times New Roman"/>
+          <w:sz w:val="24"/>
+          <w:szCs w:val="24"/>
+        </w:rPr>
+        <w:t xml:space="preserve"> representa o grupo repetitivo (</w:t>
       </w:r>
       <w:r>
         <w:rPr>
@@ -453,6 +474,7 @@
           <w:szCs w:val="24"/>
         </w:rPr>
       </w:pPr>
+      <w:proofErr w:type="gramStart"/>
       <w:r>
         <w:rPr>
           <w:rFonts w:ascii="Times New Roman" w:hAnsi="Times New Roman" w:cs="Times New Roman"/>
@@ -471,6 +493,7 @@
         <w:t>CodRequisicao</w:t>
       </w:r>
       <w:proofErr w:type="spellEnd"/>
+      <w:proofErr w:type="gramEnd"/>
       <w:r>
         <w:rPr>
           <w:rFonts w:ascii="Times New Roman" w:hAnsi="Times New Roman" w:cs="Times New Roman"/>
@@ -603,8 +626,18 @@
           <w:sz w:val="24"/>
           <w:szCs w:val="24"/>
         </w:rPr>
-        <w:t>, Quantidade )</w:t>
-      </w:r>
+        <w:t xml:space="preserve">, </w:t>
+      </w:r>
+      <w:proofErr w:type="gramStart"/>
+      <w:r>
+        <w:rPr>
+          <w:rFonts w:ascii="Times New Roman" w:hAnsi="Times New Roman" w:cs="Times New Roman"/>
+          <w:sz w:val="24"/>
+          <w:szCs w:val="24"/>
+        </w:rPr>
+        <w:t>Quantidade )</w:t>
+      </w:r>
+      <w:proofErr w:type="gramEnd"/>
     </w:p>
     <w:p>
       <w:pPr>
@@ -1184,6 +1217,7 @@
         </w:rPr>
         <w:t xml:space="preserve">: </w:t>
       </w:r>
+      <w:proofErr w:type="gramStart"/>
       <w:r>
         <w:rPr>
           <w:rFonts w:ascii="Times New Roman" w:hAnsi="Times New Roman" w:cs="Times New Roman"/>
@@ -1202,6 +1236,7 @@
         <w:t>CodRequisicao</w:t>
       </w:r>
       <w:proofErr w:type="spellEnd"/>
+      <w:proofErr w:type="gramEnd"/>
       <w:r>
         <w:rPr>
           <w:rFonts w:ascii="Times New Roman" w:hAnsi="Times New Roman" w:cs="Times New Roman"/>
@@ -1265,6 +1300,7 @@
         <w:t xml:space="preserve">, </w:t>
       </w:r>
       <w:proofErr w:type="spellStart"/>
+      <w:proofErr w:type="gramStart"/>
       <w:r>
         <w:rPr>
           <w:rFonts w:ascii="Times New Roman" w:hAnsi="Times New Roman" w:cs="Times New Roman"/>
@@ -1282,6 +1318,7 @@
         </w:rPr>
         <w:t xml:space="preserve"> )</w:t>
       </w:r>
+      <w:proofErr w:type="gramEnd"/>
     </w:p>
     <w:p>
       <w:pPr>
@@ -1313,6 +1350,7 @@
         </w:rPr>
         <w:t xml:space="preserve">: </w:t>
       </w:r>
+      <w:proofErr w:type="gramStart"/>
       <w:r>
         <w:rPr>
           <w:rFonts w:ascii="Times New Roman" w:hAnsi="Times New Roman" w:cs="Times New Roman"/>
@@ -1331,6 +1369,7 @@
         <w:t>CodRequisicao</w:t>
       </w:r>
       <w:proofErr w:type="spellEnd"/>
+      <w:proofErr w:type="gramEnd"/>
       <w:r>
         <w:rPr>
           <w:rFonts w:ascii="Times New Roman" w:hAnsi="Times New Roman" w:cs="Times New Roman"/>
@@ -1391,8 +1430,18 @@
           <w:sz w:val="24"/>
           <w:szCs w:val="24"/>
         </w:rPr>
-        <w:t>, Quantidade )</w:t>
-      </w:r>
+        <w:t xml:space="preserve">, </w:t>
+      </w:r>
+      <w:proofErr w:type="gramStart"/>
+      <w:r>
+        <w:rPr>
+          <w:rFonts w:ascii="Times New Roman" w:hAnsi="Times New Roman" w:cs="Times New Roman"/>
+          <w:sz w:val="24"/>
+          <w:szCs w:val="24"/>
+        </w:rPr>
+        <w:t>Quantidade )</w:t>
+      </w:r>
+      <w:proofErr w:type="gramEnd"/>
     </w:p>
     <w:p>
       <w:pPr>
@@ -1424,6 +1473,7 @@
         </w:rPr>
         <w:t xml:space="preserve">: </w:t>
       </w:r>
+      <w:proofErr w:type="gramStart"/>
       <w:r>
         <w:rPr>
           <w:rFonts w:ascii="Times New Roman" w:hAnsi="Times New Roman" w:cs="Times New Roman"/>
@@ -1442,6 +1492,7 @@
         <w:t>CodUsuario</w:t>
       </w:r>
       <w:proofErr w:type="spellEnd"/>
+      <w:proofErr w:type="gramEnd"/>
       <w:r>
         <w:rPr>
           <w:rFonts w:ascii="Times New Roman" w:hAnsi="Times New Roman" w:cs="Times New Roman"/>
@@ -1469,6 +1520,7 @@
         <w:t xml:space="preserve">, </w:t>
       </w:r>
       <w:proofErr w:type="spellStart"/>
+      <w:proofErr w:type="gramStart"/>
       <w:r>
         <w:rPr>
           <w:rFonts w:ascii="Times New Roman" w:hAnsi="Times New Roman" w:cs="Times New Roman"/>
@@ -1486,6 +1538,7 @@
         </w:rPr>
         <w:t xml:space="preserve"> )</w:t>
       </w:r>
+      <w:proofErr w:type="gramEnd"/>
     </w:p>
     <w:p>
       <w:pPr>
@@ -1517,6 +1570,7 @@
         </w:rPr>
         <w:t xml:space="preserve">: </w:t>
       </w:r>
+      <w:proofErr w:type="gramStart"/>
       <w:r>
         <w:rPr>
           <w:rFonts w:ascii="Times New Roman" w:hAnsi="Times New Roman" w:cs="Times New Roman"/>
@@ -1535,6 +1589,7 @@
         <w:t>CodSetor</w:t>
       </w:r>
       <w:proofErr w:type="spellEnd"/>
+      <w:proofErr w:type="gramEnd"/>
       <w:r>
         <w:rPr>
           <w:rFonts w:ascii="Times New Roman" w:hAnsi="Times New Roman" w:cs="Times New Roman"/>
@@ -1562,6 +1617,7 @@
         <w:t xml:space="preserve">, </w:t>
       </w:r>
       <w:proofErr w:type="spellStart"/>
+      <w:proofErr w:type="gramStart"/>
       <w:r>
         <w:rPr>
           <w:rFonts w:ascii="Times New Roman" w:hAnsi="Times New Roman" w:cs="Times New Roman"/>
@@ -1579,6 +1635,7 @@
         </w:rPr>
         <w:t xml:space="preserve"> )</w:t>
       </w:r>
+      <w:proofErr w:type="gramEnd"/>
     </w:p>
     <w:p>
       <w:pPr>
@@ -1610,6 +1667,7 @@
         </w:rPr>
         <w:t xml:space="preserve">: </w:t>
       </w:r>
+      <w:proofErr w:type="gramStart"/>
       <w:r>
         <w:rPr>
           <w:rFonts w:ascii="Times New Roman" w:hAnsi="Times New Roman" w:cs="Times New Roman"/>
@@ -1628,6 +1686,7 @@
         <w:t>CodProduto</w:t>
       </w:r>
       <w:proofErr w:type="spellEnd"/>
+      <w:proofErr w:type="gramEnd"/>
       <w:r>
         <w:rPr>
           <w:rFonts w:ascii="Times New Roman" w:hAnsi="Times New Roman" w:cs="Times New Roman"/>
@@ -1655,6 +1714,7 @@
         <w:t xml:space="preserve">, </w:t>
       </w:r>
       <w:proofErr w:type="spellStart"/>
+      <w:proofErr w:type="gramStart"/>
       <w:r>
         <w:rPr>
           <w:rFonts w:ascii="Times New Roman" w:hAnsi="Times New Roman" w:cs="Times New Roman"/>
@@ -1672,6 +1732,7 @@
         </w:rPr>
         <w:t xml:space="preserve"> )</w:t>
       </w:r>
+      <w:proofErr w:type="gramEnd"/>
     </w:p>
     <w:p>
       <w:pPr>
@@ -2725,6 +2786,17 @@
           <w:szCs w:val="24"/>
         </w:rPr>
       </w:pPr>
+    </w:p>
+    <w:p>
+      <w:pPr>
+        <w:rPr>
+          <w:rFonts w:ascii="Times New Roman" w:hAnsi="Times New Roman" w:cs="Times New Roman"/>
+          <w:b/>
+          <w:bCs/>
+          <w:sz w:val="24"/>
+          <w:szCs w:val="24"/>
+        </w:rPr>
+      </w:pPr>
       <w:r>
         <w:rPr>
           <w:rFonts w:ascii="Times New Roman" w:hAnsi="Times New Roman" w:cs="Times New Roman"/>
@@ -2733,18 +2805,18 @@
           <w:szCs w:val="24"/>
         </w:rPr>
         <w:drawing>
-          <wp:anchor distT="0" distB="0" distL="114300" distR="114300" simplePos="0" relativeHeight="251658240" behindDoc="0" locked="0" layoutInCell="1" allowOverlap="1" wp14:anchorId="4C289EE0" wp14:editId="1E408652">
+          <wp:anchor distT="0" distB="0" distL="114300" distR="114300" simplePos="0" relativeHeight="251658240" behindDoc="0" locked="0" layoutInCell="1" allowOverlap="1" wp14:anchorId="08312A1D" wp14:editId="1F1C3D52">
             <wp:simplePos x="0" y="0"/>
-            <wp:positionH relativeFrom="margin">
-              <wp:posOffset>670560</wp:posOffset>
+            <wp:positionH relativeFrom="column">
+              <wp:posOffset>-32385</wp:posOffset>
             </wp:positionH>
             <wp:positionV relativeFrom="paragraph">
-              <wp:posOffset>13335</wp:posOffset>
+              <wp:posOffset>351155</wp:posOffset>
             </wp:positionV>
-            <wp:extent cx="3700145" cy="3700145"/>
+            <wp:extent cx="5133340" cy="5133340"/>
             <wp:effectExtent l="0" t="0" r="0" b="0"/>
             <wp:wrapSquare wrapText="bothSides"/>
-            <wp:docPr id="1005323216" name="Imagem 1" descr="Diagrama&#10;&#10;O conteúdo gerado por IA pode estar incorreto."/>
+            <wp:docPr id="558115710" name="Imagem 1" descr="Diagrama&#10;&#10;O conteúdo gerado por IA pode estar incorreto."/>
             <wp:cNvGraphicFramePr>
               <a:graphicFrameLocks xmlns:a="http://schemas.openxmlformats.org/drawingml/2006/main" noChangeAspect="1"/>
             </wp:cNvGraphicFramePr>
@@ -2752,11 +2824,11 @@
               <a:graphicData uri="http://schemas.openxmlformats.org/drawingml/2006/picture">
                 <pic:pic xmlns:pic="http://schemas.openxmlformats.org/drawingml/2006/picture">
                   <pic:nvPicPr>
-                    <pic:cNvPr id="1005323216" name="Imagem 1" descr="Diagrama&#10;&#10;O conteúdo gerado por IA pode estar incorreto."/>
+                    <pic:cNvPr id="558115710" name="Imagem 1" descr="Diagrama&#10;&#10;O conteúdo gerado por IA pode estar incorreto."/>
                     <pic:cNvPicPr/>
                   </pic:nvPicPr>
                   <pic:blipFill>
-                    <a:blip r:embed="rId7" cstate="print">
+                    <a:blip r:embed="rId7">
                       <a:extLst>
                         <a:ext uri="{28A0092B-C50C-407E-A947-70E740481C1C}">
                           <a14:useLocalDpi xmlns:a14="http://schemas.microsoft.com/office/drawing/2010/main" val="0"/>
@@ -2770,7 +2842,7 @@
                   <pic:spPr>
                     <a:xfrm>
                       <a:off x="0" y="0"/>
-                      <a:ext cx="3700145" cy="3700145"/>
+                      <a:ext cx="5133340" cy="5133340"/>
                     </a:xfrm>
                     <a:prstGeom prst="rect">
                       <a:avLst/>
@@ -2912,17 +2984,6 @@
     </w:p>
     <w:p>
       <w:pPr>
-        <w:rPr>
-          <w:rFonts w:ascii="Times New Roman" w:hAnsi="Times New Roman" w:cs="Times New Roman"/>
-          <w:b/>
-          <w:bCs/>
-          <w:sz w:val="24"/>
-          <w:szCs w:val="24"/>
-        </w:rPr>
-      </w:pPr>
-    </w:p>
-    <w:p>
-      <w:pPr>
         <w:pStyle w:val="PargrafodaLista"/>
         <w:numPr>
           <w:ilvl w:val="0"/>
@@ -3406,7 +3467,31 @@
           <w:sz w:val="24"/>
           <w:szCs w:val="24"/>
         </w:rPr>
-        <w:t>—— (0,N) ITEM_REQUISICAO</w:t>
+        <w:t>—— (</w:t>
+      </w:r>
+      <w:proofErr w:type="gramStart"/>
+      <w:r>
+        <w:rPr>
+          <w:rFonts w:ascii="Times New Roman" w:hAnsi="Times New Roman" w:cs="Times New Roman"/>
+          <w:b/>
+          <w:bCs/>
+          <w:color w:val="EE0000"/>
+          <w:sz w:val="24"/>
+          <w:szCs w:val="24"/>
+        </w:rPr>
+        <w:t>0,N</w:t>
+      </w:r>
+      <w:proofErr w:type="gramEnd"/>
+      <w:r>
+        <w:rPr>
+          <w:rFonts w:ascii="Times New Roman" w:hAnsi="Times New Roman" w:cs="Times New Roman"/>
+          <w:b/>
+          <w:bCs/>
+          <w:color w:val="EE0000"/>
+          <w:sz w:val="24"/>
+          <w:szCs w:val="24"/>
+        </w:rPr>
+        <w:t>) ITEM_REQUISICAO</w:t>
       </w:r>
     </w:p>
     <w:p>
